--- a/downloads/templates/lambda-contract.docx
+++ b/downloads/templates/lambda-contract.docx
@@ -142,6 +142,36 @@
         <w:t xml:space="preserve">Caution: Adding lambda:InvokeFunction to the admin user and retesting the call.</w:t>
       </w:r>
     </w:p>
+    <w:p>
+      <w:r>
+        <w:rPr/>
+        <w:t xml:space="preserve">Sources and go deeper</w:t>
+      </w:r>
+    </w:p>
+    <w:p>
+      <w:r>
+        <w:rPr/>
+        <w:t xml:space="preserve">Flow block in Connect Customer: AWS Lambda function - Amazon Connect Customer (AWS docs) https://docs.aws.amazon.com/connect/latest/adminguide/invoke-lambda-function-block.html last checked 2026-10</w:t>
+      </w:r>
+    </w:p>
+    <w:p>
+      <w:r>
+        <w:rPr/>
+        <w:t xml:space="preserve">What is AWS Lambda? - AWS Lambda (AWS docs) https://docs.aws.amazon.com/lambda/latest/dg/welcome.html last checked 2026-10</w:t>
+      </w:r>
+    </w:p>
+    <w:p>
+      <w:r>
+        <w:rPr/>
+        <w:t xml:space="preserve">Troubleshoot Lambda function failures in Amazon Connect | AWS re:Post (community) https://repost.aws/knowledge-center/connect-lambda-function-failures last checked 2026-10</w:t>
+      </w:r>
+    </w:p>
+    <w:p>
+      <w:r>
+        <w:rPr/>
+        <w:t xml:space="preserve">AWS Lambda - Wikipedia (Wikipedia) https://en.wikipedia.org/wiki/AWS_Lambda last checked 2026-10</w:t>
+      </w:r>
+    </w:p>
   </w:body>
 </w:document>
 </file>
--- a/downloads/templates/lambda-contract.docx
+++ b/downloads/templates/lambda-contract.docx
@@ -13,7 +13,7 @@
     <w:p>
       <w:r>
         <w:rPr/>
-        <w:t xml:space="preserve">This is an independent, free, learning-only student project. It respects every company and vendor. Trademarks belong to their owners. It is not affiliated with or endorsed by Amazon Web Services, Cisco, Genesys, or any other company. If you have a concern, the page will be removed or corrected promptly through the contact form. Nothing here is sold. There are no ads. The author is happy to volunteer for any organization.</w:t>
+        <w:t xml:space="preserve">This is an independent, free, learning-only student project. It respects every company and vendor. Trademarks belong to their owners. It is not affiliated with or endorsed by Amazon Web Services, Cisco, Genesys, Salesforce, Twilio, or any other company. If you have a concern, the page will be removed or corrected promptly through the contact form. Nothing here is sold. There are no ads. The author is happy to volunteer for any organization.</w:t>
       </w:r>
     </w:p>
     <w:p>
